--- a/FUNDKEY_TEMPLATE_WEEKLY.docx
+++ b/FUNDKEY_TEMPLATE_WEEKLY.docx
@@ -12,7 +12,7 @@
         </w:rPr>
         <w:drawing>
           <wp:inline distT="0" distB="0" distL="0" distR="0">
-            <wp:extent cx="2864209" cy="441959"/>
+            <wp:extent cx="1913682" cy="441959"/>
             <wp:effectExtent l="0" t="0" r="0" b="0"/>
             <wp:docPr id="2" name="Image 2"/>
             <wp:cNvGraphicFramePr>
@@ -34,7 +34,7 @@
                   <pic:spPr>
                     <a:xfrm>
                       <a:off x="0" y="0"/>
-                      <a:ext cx="2864209" cy="441959"/>
+                      <wp:extent cx="1913682" cy="441959"/>
                     </a:xfrm>
                     <a:prstGeom prst="rect">
                       <a:avLst/>
@@ -17322,7 +17322,7 @@
         <w:lastRenderedPageBreak/>
         <w:drawing>
           <wp:inline distT="0" distB="0" distL="0" distR="0">
-            <wp:extent cx="2864209" cy="447533"/>
+            <wp:extent cx="1937818" cy="447533"/>
             <wp:effectExtent l="0" t="0" r="0" b="0"/>
             <wp:docPr id="131" name="Image 17"/>
             <wp:cNvGraphicFramePr>
@@ -17344,7 +17344,7 @@
                   <pic:spPr>
                     <a:xfrm>
                       <a:off x="0" y="0"/>
-                      <a:ext cx="2864209" cy="441959"/>
+                      <wp:extent cx="1913682" cy="441959"/>
                     </a:xfrm>
                     <a:prstGeom prst="rect">
                       <a:avLst/>
@@ -17751,20 +17751,17 @@
         <w:jc w:val="left"/>
         <w:rPr>
           <w:color w:val="010202"/>
-          <w:position w:val="-12"/>
-        </w:rPr>
-      </w:pPr>
-      <w:r>
-        <w:rPr>
-          <w:color w:val="010202"/>
-          <w:position w:val="-12"/>
+        </w:rPr>
+      </w:pPr>
+      <w:r>
+        <w:rPr>
+          <w:color w:val="010202"/>
         </w:rPr>
         <w:t>Rejected and/or stopped ACH</w:t>
       </w:r>
       <w:r>
         <w:rPr>
           <w:color w:val="010202"/>
-          <w:position w:val="-12"/>
         </w:rPr>
         <w:tab/>
       </w:r>
@@ -18123,20 +18120,17 @@
         <w:ind w:left="7020" w:right="551" w:hanging="6751"/>
         <w:rPr>
           <w:color w:val="010202"/>
-          <w:position w:val="-12"/>
-        </w:rPr>
-      </w:pPr>
-      <w:r>
-        <w:rPr>
-          <w:color w:val="010202"/>
-          <w:position w:val="-12"/>
+        </w:rPr>
+      </w:pPr>
+      <w:r>
+        <w:rPr>
+          <w:color w:val="010202"/>
         </w:rPr>
         <w:t>Blocked Account-</w:t>
       </w:r>
       <w:r>
         <w:rPr>
           <w:color w:val="010202"/>
-          <w:position w:val="-12"/>
         </w:rPr>
         <w:tab/>
       </w:r>
@@ -18144,14 +18138,12 @@
         <w:rPr>
           <w:color w:val="010202"/>
           <w:spacing w:val="-2"/>
-          <w:position w:val="-12"/>
         </w:rPr>
         <w:t>$2,500</w:t>
       </w:r>
       <w:r>
         <w:rPr>
           <w:color w:val="010202"/>
-          <w:position w:val="-12"/>
         </w:rPr>
         <w:tab/>
       </w:r>
@@ -18691,20 +18683,17 @@
         <w:ind w:left="3645" w:right="38" w:hanging="3376"/>
         <w:rPr>
           <w:color w:val="010202"/>
-          <w:position w:val="-12"/>
-        </w:rPr>
-      </w:pPr>
-      <w:r>
-        <w:rPr>
-          <w:color w:val="010202"/>
-          <w:position w:val="-12"/>
+        </w:rPr>
+      </w:pPr>
+      <w:r>
+        <w:rPr>
+          <w:color w:val="010202"/>
         </w:rPr>
         <w:t>Default Fee</w:t>
       </w:r>
       <w:r>
         <w:rPr>
           <w:color w:val="010202"/>
-          <w:position w:val="-12"/>
         </w:rPr>
         <w:tab/>
       </w:r>
@@ -19147,7 +19136,7 @@
         <w:lastRenderedPageBreak/>
         <w:drawing>
           <wp:inline distT="0" distB="0" distL="0" distR="0">
-            <wp:extent cx="2864209" cy="447533"/>
+            <wp:extent cx="1937818" cy="447533"/>
             <wp:effectExtent l="0" t="0" r="0" b="0"/>
             <wp:docPr id="132" name="Image 21"/>
             <wp:cNvGraphicFramePr>
@@ -19169,7 +19158,7 @@
                   <pic:spPr>
                     <a:xfrm>
                       <a:off x="0" y="0"/>
-                      <a:ext cx="2864209" cy="441959"/>
+                      <wp:extent cx="1913682" cy="441959"/>
                     </a:xfrm>
                     <a:prstGeom prst="rect">
                       <a:avLst/>
@@ -22378,7 +22367,7 @@
         </w:rPr>
         <w:drawing>
           <wp:inline distT="0" distB="0" distL="0" distR="0">
-            <wp:extent cx="2864209" cy="447533"/>
+            <wp:extent cx="1937818" cy="447533"/>
             <wp:effectExtent l="0" t="0" r="0" b="0"/>
             <wp:docPr id="135" name="Image 26"/>
             <wp:cNvGraphicFramePr>
@@ -22400,7 +22389,7 @@
                   <pic:spPr>
                     <a:xfrm>
                       <a:off x="0" y="0"/>
-                      <a:ext cx="2864209" cy="441959"/>
+                      <wp:extent cx="1913682" cy="441959"/>
                     </a:xfrm>
                     <a:prstGeom prst="rect">
                       <a:avLst/>
@@ -23671,7 +23660,7 @@
         <w:lastRenderedPageBreak/>
         <w:drawing>
           <wp:inline distT="0" distB="0" distL="0" distR="0">
-            <wp:extent cx="2864209" cy="447533"/>
+            <wp:extent cx="1937818" cy="447533"/>
             <wp:effectExtent l="0" t="0" r="0" b="0"/>
             <wp:docPr id="136" name="Image 29"/>
             <wp:cNvGraphicFramePr>
@@ -23693,7 +23682,7 @@
                   <pic:spPr>
                     <a:xfrm>
                       <a:off x="0" y="0"/>
-                      <a:ext cx="2864209" cy="441959"/>
+                      <wp:extent cx="1913682" cy="441959"/>
                     </a:xfrm>
                     <a:prstGeom prst="rect">
                       <a:avLst/>

--- a/FUNDKEY_TEMPLATE_WEEKLY.docx
+++ b/FUNDKEY_TEMPLATE_WEEKLY.docx
@@ -12,7 +12,7 @@
         </w:rPr>
         <w:drawing>
           <wp:inline distT="0" distB="0" distL="0" distR="0">
-            <wp:extent cx="1913682" cy="441959"/>
+            <wp:extent cx="2864209" cy="441959"/>
             <wp:effectExtent l="0" t="0" r="0" b="0"/>
             <wp:docPr id="2" name="Image 2"/>
             <wp:cNvGraphicFramePr>
@@ -34,7 +34,7 @@
                   <pic:spPr>
                     <a:xfrm>
                       <a:off x="0" y="0"/>
-                      <wp:extent cx="1913682" cy="441959"/>
+                      <wp:extent cx="2864209" cy="441959"/>
                     </a:xfrm>
                     <a:prstGeom prst="rect">
                       <a:avLst/>
@@ -17322,7 +17322,7 @@
         <w:lastRenderedPageBreak/>
         <w:drawing>
           <wp:inline distT="0" distB="0" distL="0" distR="0">
-            <wp:extent cx="1937818" cy="447533"/>
+            <wp:extent cx="2864209" cy="447533"/>
             <wp:effectExtent l="0" t="0" r="0" b="0"/>
             <wp:docPr id="131" name="Image 17"/>
             <wp:cNvGraphicFramePr>
@@ -17344,7 +17344,7 @@
                   <pic:spPr>
                     <a:xfrm>
                       <a:off x="0" y="0"/>
-                      <wp:extent cx="1913682" cy="441959"/>
+                      <wp:extent cx="2864209" cy="441959"/>
                     </a:xfrm>
                     <a:prstGeom prst="rect">
                       <a:avLst/>
@@ -19136,7 +19136,7 @@
         <w:lastRenderedPageBreak/>
         <w:drawing>
           <wp:inline distT="0" distB="0" distL="0" distR="0">
-            <wp:extent cx="1937818" cy="447533"/>
+            <wp:extent cx="2864209" cy="447533"/>
             <wp:effectExtent l="0" t="0" r="0" b="0"/>
             <wp:docPr id="132" name="Image 21"/>
             <wp:cNvGraphicFramePr>
@@ -19158,7 +19158,7 @@
                   <pic:spPr>
                     <a:xfrm>
                       <a:off x="0" y="0"/>
-                      <wp:extent cx="1913682" cy="441959"/>
+                      <wp:extent cx="2864209" cy="441959"/>
                     </a:xfrm>
                     <a:prstGeom prst="rect">
                       <a:avLst/>
@@ -22367,7 +22367,7 @@
         </w:rPr>
         <w:drawing>
           <wp:inline distT="0" distB="0" distL="0" distR="0">
-            <wp:extent cx="1937818" cy="447533"/>
+            <wp:extent cx="2864209" cy="447533"/>
             <wp:effectExtent l="0" t="0" r="0" b="0"/>
             <wp:docPr id="135" name="Image 26"/>
             <wp:cNvGraphicFramePr>
@@ -22389,7 +22389,7 @@
                   <pic:spPr>
                     <a:xfrm>
                       <a:off x="0" y="0"/>
-                      <wp:extent cx="1913682" cy="441959"/>
+                      <wp:extent cx="2864209" cy="441959"/>
                     </a:xfrm>
                     <a:prstGeom prst="rect">
                       <a:avLst/>
@@ -23660,7 +23660,7 @@
         <w:lastRenderedPageBreak/>
         <w:drawing>
           <wp:inline distT="0" distB="0" distL="0" distR="0">
-            <wp:extent cx="1937818" cy="447533"/>
+            <wp:extent cx="2864209" cy="447533"/>
             <wp:effectExtent l="0" t="0" r="0" b="0"/>
             <wp:docPr id="136" name="Image 29"/>
             <wp:cNvGraphicFramePr>
@@ -23682,7 +23682,7 @@
                   <pic:spPr>
                     <a:xfrm>
                       <a:off x="0" y="0"/>
-                      <wp:extent cx="1913682" cy="441959"/>
+                      <wp:extent cx="2864209" cy="441959"/>
                     </a:xfrm>
                     <a:prstGeom prst="rect">
                       <a:avLst/>

--- a/FUNDKEY_TEMPLATE_WEEKLY.docx
+++ b/FUNDKEY_TEMPLATE_WEEKLY.docx
@@ -25619,6 +25619,9 @@
         <w:t>Purchaser: Fundkey LLC</w:t>
       </w:r>
       <w:r>
+        <w:br/>
+      </w:r>
+      <w:r>
         <w:rPr>
           <w:b/>
           <w:color w:val="010202"/>

--- a/FUNDKEY_TEMPLATE_WEEKLY.docx
+++ b/FUNDKEY_TEMPLATE_WEEKLY.docx
@@ -16589,7 +16589,7 @@
                 <w:noProof/>
                 <w:u w:val="none"/>
               </w:rPr>
-              <w:t>«Merchant_Legal_Name»</w:t>
+              <w:t>«Merchant_Display_Name»</w:t>
             </w:r>
             <w:r>
               <w:rPr>
@@ -19411,7 +19411,7 @@
           <w:sz w:val="20"/>
           <w:szCs w:val="20"/>
         </w:rPr>
-        <w:t>«Merchant_Legal_Name»</w:t>
+        <w:t>«Merchant_Display_Name»</w:t>
       </w:r>
       <w:r>
         <w:rPr>
@@ -21890,7 +21890,7 @@
           <w:sz w:val="20"/>
           <w:szCs w:val="20"/>
         </w:rPr>
-        <w:t>«Merchant_Legal_Name»</w:t>
+        <w:t>«Merchant_Display_Name»</w:t>
       </w:r>
       <w:r>
         <w:rPr>
@@ -24026,7 +24026,7 @@
           <w:noProof/>
           <w:color w:val="010202"/>
         </w:rPr>
-        <w:t>«Merchant_Legal_Name»</w:t>
+        <w:t>«Merchant_Display_Name»</w:t>
       </w:r>
       <w:r>
         <w:rPr>
@@ -25792,7 +25792,7 @@
           <w:color w:val="010202"/>
           <w:u w:val="none"/>
         </w:rPr>
-        <w:t>«Merchant_Legal_Name»</w:t>
+        <w:t>«Merchant_Display_Name»</w:t>
       </w:r>
       <w:r>
         <w:rPr>

--- a/FUNDKEY_TEMPLATE_WEEKLY.docx
+++ b/FUNDKEY_TEMPLATE_WEEKLY.docx
@@ -119,7 +119,7 @@
           <w:sz w:val="20"/>
           <w:szCs w:val="20"/>
         </w:rPr>
-        <w:t>admin@fundkey.com</w:t>
+        <w:t>admin@fundkeyllc.com</w:t>
       </w:r>
     </w:p>
     <w:p>
@@ -4059,7 +4059,7 @@
         <w:rPr>
           <w:color w:val="010202"/>
         </w:rPr>
-        <w:t>admin@fundkey.com</w:t>
+        <w:t>admin@fundkeyllc.com</w:t>
       </w:r>
       <w:r>
         <w:rPr>
